--- a/public/assets/britney-cv.docx
+++ b/public/assets/britney-cv.docx
@@ -9,12 +9,11 @@
       </w:pPr>
       <w:r>
         <w:rPr>
-          <w:rFonts w:ascii="Arial" w:cs="Arial" w:eastAsia="Arial" w:hAnsi="Arial"/>
+          <w:rFonts w:ascii="Calibri" w:cs="Calibri" w:eastAsia="Calibri" w:hAnsi="Calibri"/>
           <w:b/>
           <w:bCs/>
-          <w:color w:val="1A1A2E"/>
-          <w:sz w:val="36"/>
-          <w:szCs w:val="36"/>
+          <w:sz w:val="32"/>
+          <w:szCs w:val="32"/>
         </w:rPr>
         <w:t xml:space="preserve">BRITNEY CHAUKE</w:t>
       </w:r>
@@ -26,12 +25,11 @@
       </w:pPr>
       <w:r>
         <w:rPr>
-          <w:rFonts w:ascii="Arial" w:cs="Arial" w:eastAsia="Arial" w:hAnsi="Arial"/>
-          <w:color w:val="2E75B6"/>
-          <w:sz w:val="20"/>
-          <w:szCs w:val="20"/>
-        </w:rPr>
-        <w:t xml:space="preserve">Senior Developer  •  Full-Stack Engineer  •  Software Architect</w:t>
+          <w:rFonts w:ascii="Calibri" w:cs="Calibri" w:eastAsia="Calibri" w:hAnsi="Calibri"/>
+          <w:sz w:val="22"/>
+          <w:szCs w:val="22"/>
+        </w:rPr>
+        <w:t xml:space="preserve">Senior Developer | Full-Stack Engineer | Software Architect</w:t>
       </w:r>
     </w:p>
     <w:p>
@@ -41,53 +39,48 @@
       </w:pPr>
       <w:r>
         <w:rPr>
-          <w:rFonts w:ascii="Arial" w:cs="Arial" w:eastAsia="Arial" w:hAnsi="Arial"/>
-          <w:color w:val="666666"/>
-          <w:sz w:val="18"/>
-          <w:szCs w:val="18"/>
-        </w:rPr>
-        <w:t xml:space="preserve">Centurion, Pretoria 0157  |  +27 76 194 3716  |  britneymnchauke@gmail.com</w:t>
-      </w:r>
-    </w:p>
-    <w:p>
-      <w:pPr>
-        <w:spacing w:after="200"/>
+          <w:rFonts w:ascii="Calibri" w:cs="Calibri" w:eastAsia="Calibri" w:hAnsi="Calibri"/>
+          <w:sz w:val="20"/>
+          <w:szCs w:val="20"/>
+        </w:rPr>
+        <w:t xml:space="preserve">Centurion, Pretoria 0157 | +27 76 194 3716 | britneymnchauke@gmail.com</w:t>
+      </w:r>
+    </w:p>
+    <w:p>
+      <w:pPr>
+        <w:spacing w:after="60"/>
         <w:jc w:val="center"/>
       </w:pPr>
-      <w:hyperlink w:history="1" r:id="rIdrauvanozrrccmtwral0gz">
+      <w:hyperlink w:history="1" r:id="rIds1_bfk9daycmgbuzcstiz">
         <w:r>
           <w:rPr>
             <w:rStyle w:val="Hyperlink"/>
-            <w:rFonts w:ascii="Arial" w:cs="Arial" w:eastAsia="Arial" w:hAnsi="Arial"/>
-            <w:sz w:val="18"/>
-            <w:szCs w:val="18"/>
+            <w:rFonts w:ascii="Calibri" w:cs="Calibri" w:eastAsia="Calibri" w:hAnsi="Calibri"/>
+            <w:sz w:val="20"/>
+            <w:szCs w:val="20"/>
           </w:rPr>
           <w:t xml:space="preserve">github.com/BritneyMarie</w:t>
         </w:r>
       </w:hyperlink>
       <w:r>
         <w:rPr>
-          <w:rFonts w:ascii="Arial" w:cs="Arial" w:eastAsia="Arial" w:hAnsi="Arial"/>
-          <w:color w:val="666666"/>
-          <w:sz w:val="18"/>
-          <w:szCs w:val="18"/>
-        </w:rPr>
-        <w:t xml:space="preserve">  |  Willing to relocate</w:t>
-      </w:r>
-    </w:p>
-    <w:p>
-      <w:pPr>
-        <w:pBdr>
-          <w:bottom w:val="single" w:color="2E75B6" w:sz="6" w:space="4"/>
-        </w:pBdr>
-        <w:spacing w:after="80" w:before="300"/>
-      </w:pPr>
-      <w:r>
-        <w:rPr>
-          <w:rFonts w:ascii="Arial" w:cs="Arial" w:eastAsia="Arial" w:hAnsi="Arial"/>
+          <w:rFonts w:ascii="Calibri" w:cs="Calibri" w:eastAsia="Calibri" w:hAnsi="Calibri"/>
+          <w:sz w:val="20"/>
+          <w:szCs w:val="20"/>
+        </w:rPr>
+        <w:t xml:space="preserve"> | Willing to relocate | Available immediately</w:t>
+      </w:r>
+    </w:p>
+    <w:p>
+      <w:pPr>
+        <w:pStyle w:val="Heading1"/>
+        <w:spacing w:after="100" w:before="280"/>
+      </w:pPr>
+      <w:r>
+        <w:rPr>
+          <w:rFonts w:ascii="Calibri" w:cs="Calibri" w:eastAsia="Calibri" w:hAnsi="Calibri"/>
           <w:b/>
           <w:bCs/>
-          <w:color w:val="2E75B6"/>
           <w:sz w:val="24"/>
           <w:szCs w:val="24"/>
         </w:rPr>
@@ -96,30 +89,27 @@
     </w:p>
     <w:p>
       <w:pPr>
-        <w:spacing w:after="120"/>
-      </w:pPr>
-      <w:r>
-        <w:rPr>
-          <w:rFonts w:ascii="Arial" w:cs="Arial" w:eastAsia="Arial" w:hAnsi="Arial"/>
-          <w:sz w:val="20"/>
-          <w:szCs w:val="20"/>
-        </w:rPr>
-        <w:t xml:space="preserve">Senior Developer and Full-Stack Engineer with a strong foundation in Information Technology and hands-on experience building scalable, production-ready applications. Proficient in both the .NET ecosystem (C#, ASP.NET Core MVC, Entity Framework Core, Azure) and the JavaScript/Node.js stack (React, Express, PostgreSQL). Experienced in implementing secure payment systems with SWIFT processing, MFA authentication, AES-256-GCM encryption, and JWT-based role separation. Skilled in Agile Scrum, clean architecture, and CI/CD pipelines. Passionate about writing clean, maintainable code and building systems that solve real problems.</w:t>
-      </w:r>
-    </w:p>
-    <w:p>
-      <w:pPr>
-        <w:pBdr>
-          <w:bottom w:val="single" w:color="2E75B6" w:sz="6" w:space="4"/>
-        </w:pBdr>
-        <w:spacing w:after="80" w:before="300"/>
-      </w:pPr>
-      <w:r>
-        <w:rPr>
-          <w:rFonts w:ascii="Arial" w:cs="Arial" w:eastAsia="Arial" w:hAnsi="Arial"/>
+        <w:spacing w:after="60"/>
+      </w:pPr>
+      <w:r>
+        <w:rPr>
+          <w:rFonts w:ascii="Calibri" w:cs="Calibri" w:eastAsia="Calibri" w:hAnsi="Calibri"/>
+          <w:sz w:val="20"/>
+          <w:szCs w:val="20"/>
+        </w:rPr>
+        <w:t xml:space="preserve">Senior Developer and Full-Stack Engineer with hands-on experience building scalable, production-ready applications across the .NET ecosystem (C#, ASP.NET Core MVC, Entity Framework Core, Azure) and the JavaScript/Node.js stack (React, Express, PostgreSQL). Proven ability to architect marketplace platforms with escrow payments, implement secure payment systems with SWIFT processing, MFA, and AES-256-GCM encryption. Skilled in Agile Scrum, clean architecture, CI/CD pipelines, and security best practices. Passionate about writing clean, maintainable code and building systems that solve real problems.</w:t>
+      </w:r>
+    </w:p>
+    <w:p>
+      <w:pPr>
+        <w:pStyle w:val="Heading1"/>
+        <w:spacing w:after="100" w:before="280"/>
+      </w:pPr>
+      <w:r>
+        <w:rPr>
+          <w:rFonts w:ascii="Calibri" w:cs="Calibri" w:eastAsia="Calibri" w:hAnsi="Calibri"/>
           <w:b/>
           <w:bCs/>
-          <w:color w:val="2E75B6"/>
           <w:sz w:val="24"/>
           <w:szCs w:val="24"/>
         </w:rPr>
@@ -128,519 +118,118 @@
     </w:p>
     <w:p>
       <w:pPr>
-        <w:spacing w:after="80" w:before="80"/>
-      </w:pPr>
-    </w:p>
-    <w:tbl>
-      <w:tblPr>
-        <w:tblW w:type="dxa" w:w="8640"/>
-        <w:tblBorders>
-          <w:top w:val="single" w:color="auto" w:sz="4"/>
-          <w:left w:val="single" w:color="auto" w:sz="4"/>
-          <w:bottom w:val="single" w:color="auto" w:sz="4"/>
-          <w:right w:val="single" w:color="auto" w:sz="4"/>
-          <w:insideH w:val="single" w:color="auto" w:sz="4"/>
-          <w:insideV w:val="single" w:color="auto" w:sz="4"/>
-        </w:tblBorders>
-      </w:tblPr>
-      <w:tblGrid>
-        <w:gridCol w:w="2600"/>
-        <w:gridCol w:w="6040"/>
-      </w:tblGrid>
-      <w:tr>
-        <w:tc>
-          <w:tcPr>
-            <w:tcW w:type="dxa" w:w="2600"/>
-            <w:tcBorders>
-              <w:top w:val="single" w:color="DEE2E6" w:sz="1"/>
-              <w:left w:val="single" w:color="DEE2E6" w:sz="1"/>
-              <w:bottom w:val="single" w:color="DEE2E6" w:sz="1"/>
-              <w:right w:val="single" w:color="DEE2E6" w:sz="1"/>
-            </w:tcBorders>
-            <w:shd w:fill="F0F6FB" w:val="clear"/>
-            <w:tcMar>
-              <w:top w:type="dxa" w:w="60"/>
-              <w:left w:type="dxa" w:w="120"/>
-              <w:bottom w:type="dxa" w:w="60"/>
-              <w:right w:type="dxa" w:w="120"/>
-            </w:tcMar>
-          </w:tcPr>
-          <w:p>
-            <w:r>
-              <w:rPr>
-                <w:rFonts w:ascii="Arial" w:cs="Arial" w:eastAsia="Arial" w:hAnsi="Arial"/>
-                <w:b/>
-                <w:bCs/>
-                <w:color w:val="2E75B6"/>
-                <w:sz w:val="20"/>
-                <w:szCs w:val="20"/>
-              </w:rPr>
-              <w:t xml:space="preserve">Frontend</w:t>
-            </w:r>
-          </w:p>
-        </w:tc>
-        <w:tc>
-          <w:tcPr>
-            <w:tcW w:type="dxa" w:w="6040"/>
-            <w:tcBorders>
-              <w:top w:val="single" w:color="DEE2E6" w:sz="1"/>
-              <w:left w:val="single" w:color="DEE2E6" w:sz="1"/>
-              <w:bottom w:val="single" w:color="DEE2E6" w:sz="1"/>
-              <w:right w:val="single" w:color="DEE2E6" w:sz="1"/>
-            </w:tcBorders>
-            <w:tcMar>
-              <w:top w:type="dxa" w:w="60"/>
-              <w:left w:type="dxa" w:w="120"/>
-              <w:bottom w:type="dxa" w:w="60"/>
-              <w:right w:type="dxa" w:w="120"/>
-            </w:tcMar>
-          </w:tcPr>
-          <w:p>
-            <w:r>
-              <w:rPr>
-                <w:rFonts w:ascii="Arial" w:cs="Arial" w:eastAsia="Arial" w:hAnsi="Arial"/>
-                <w:sz w:val="20"/>
-                <w:szCs w:val="20"/>
-              </w:rPr>
-              <w:t xml:space="preserve">HTML5, CSS3, JavaScript, React, Tailwind CSS, Bootstrap, Vite, Razor Views, Responsive Design, UX/UI</w:t>
-            </w:r>
-          </w:p>
-        </w:tc>
-      </w:tr>
-      <w:tr>
-        <w:tc>
-          <w:tcPr>
-            <w:tcW w:type="dxa" w:w="2600"/>
-            <w:tcBorders>
-              <w:top w:val="single" w:color="DEE2E6" w:sz="1"/>
-              <w:left w:val="single" w:color="DEE2E6" w:sz="1"/>
-              <w:bottom w:val="single" w:color="DEE2E6" w:sz="1"/>
-              <w:right w:val="single" w:color="DEE2E6" w:sz="1"/>
-            </w:tcBorders>
-            <w:shd w:fill="F0F6FB" w:val="clear"/>
-            <w:tcMar>
-              <w:top w:type="dxa" w:w="60"/>
-              <w:left w:type="dxa" w:w="120"/>
-              <w:bottom w:type="dxa" w:w="60"/>
-              <w:right w:type="dxa" w:w="120"/>
-            </w:tcMar>
-          </w:tcPr>
-          <w:p>
-            <w:r>
-              <w:rPr>
-                <w:rFonts w:ascii="Arial" w:cs="Arial" w:eastAsia="Arial" w:hAnsi="Arial"/>
-                <w:b/>
-                <w:bCs/>
-                <w:color w:val="2E75B6"/>
-                <w:sz w:val="20"/>
-                <w:szCs w:val="20"/>
-              </w:rPr>
-              <w:t xml:space="preserve">Backend</w:t>
-            </w:r>
-          </w:p>
-        </w:tc>
-        <w:tc>
-          <w:tcPr>
-            <w:tcW w:type="dxa" w:w="6040"/>
-            <w:tcBorders>
-              <w:top w:val="single" w:color="DEE2E6" w:sz="1"/>
-              <w:left w:val="single" w:color="DEE2E6" w:sz="1"/>
-              <w:bottom w:val="single" w:color="DEE2E6" w:sz="1"/>
-              <w:right w:val="single" w:color="DEE2E6" w:sz="1"/>
-            </w:tcBorders>
-            <w:tcMar>
-              <w:top w:type="dxa" w:w="60"/>
-              <w:left w:type="dxa" w:w="120"/>
-              <w:bottom w:type="dxa" w:w="60"/>
-              <w:right w:type="dxa" w:w="120"/>
-            </w:tcMar>
-          </w:tcPr>
-          <w:p>
-            <w:r>
-              <w:rPr>
-                <w:rFonts w:ascii="Arial" w:cs="Arial" w:eastAsia="Arial" w:hAnsi="Arial"/>
-                <w:sz w:val="20"/>
-                <w:szCs w:val="20"/>
-              </w:rPr>
-              <w:t xml:space="preserve">C#, ASP.NET Core MVC, Node.js, Express, REST APIs, Entity Framework Core, LINQ</w:t>
-            </w:r>
-          </w:p>
-        </w:tc>
-      </w:tr>
-      <w:tr>
-        <w:tc>
-          <w:tcPr>
-            <w:tcW w:type="dxa" w:w="2600"/>
-            <w:tcBorders>
-              <w:top w:val="single" w:color="DEE2E6" w:sz="1"/>
-              <w:left w:val="single" w:color="DEE2E6" w:sz="1"/>
-              <w:bottom w:val="single" w:color="DEE2E6" w:sz="1"/>
-              <w:right w:val="single" w:color="DEE2E6" w:sz="1"/>
-            </w:tcBorders>
-            <w:shd w:fill="F0F6FB" w:val="clear"/>
-            <w:tcMar>
-              <w:top w:type="dxa" w:w="60"/>
-              <w:left w:type="dxa" w:w="120"/>
-              <w:bottom w:type="dxa" w:w="60"/>
-              <w:right w:type="dxa" w:w="120"/>
-            </w:tcMar>
-          </w:tcPr>
-          <w:p>
-            <w:r>
-              <w:rPr>
-                <w:rFonts w:ascii="Arial" w:cs="Arial" w:eastAsia="Arial" w:hAnsi="Arial"/>
-                <w:b/>
-                <w:bCs/>
-                <w:color w:val="2E75B6"/>
-                <w:sz w:val="20"/>
-                <w:szCs w:val="20"/>
-              </w:rPr>
-              <w:t xml:space="preserve">Databases</w:t>
-            </w:r>
-          </w:p>
-        </w:tc>
-        <w:tc>
-          <w:tcPr>
-            <w:tcW w:type="dxa" w:w="6040"/>
-            <w:tcBorders>
-              <w:top w:val="single" w:color="DEE2E6" w:sz="1"/>
-              <w:left w:val="single" w:color="DEE2E6" w:sz="1"/>
-              <w:bottom w:val="single" w:color="DEE2E6" w:sz="1"/>
-              <w:right w:val="single" w:color="DEE2E6" w:sz="1"/>
-            </w:tcBorders>
-            <w:tcMar>
-              <w:top w:type="dxa" w:w="60"/>
-              <w:left w:type="dxa" w:w="120"/>
-              <w:bottom w:type="dxa" w:w="60"/>
-              <w:right w:type="dxa" w:w="120"/>
-            </w:tcMar>
-          </w:tcPr>
-          <w:p>
-            <w:r>
-              <w:rPr>
-                <w:rFonts w:ascii="Arial" w:cs="Arial" w:eastAsia="Arial" w:hAnsi="Arial"/>
-                <w:sz w:val="20"/>
-                <w:szCs w:val="20"/>
-              </w:rPr>
-              <w:t xml:space="preserve">SQL Server, PostgreSQL, Parameterized Queries, Database Migrations</w:t>
-            </w:r>
-          </w:p>
-        </w:tc>
-      </w:tr>
-      <w:tr>
-        <w:tc>
-          <w:tcPr>
-            <w:tcW w:type="dxa" w:w="2600"/>
-            <w:tcBorders>
-              <w:top w:val="single" w:color="DEE2E6" w:sz="1"/>
-              <w:left w:val="single" w:color="DEE2E6" w:sz="1"/>
-              <w:bottom w:val="single" w:color="DEE2E6" w:sz="1"/>
-              <w:right w:val="single" w:color="DEE2E6" w:sz="1"/>
-            </w:tcBorders>
-            <w:shd w:fill="F0F6FB" w:val="clear"/>
-            <w:tcMar>
-              <w:top w:type="dxa" w:w="60"/>
-              <w:left w:type="dxa" w:w="120"/>
-              <w:bottom w:type="dxa" w:w="60"/>
-              <w:right w:type="dxa" w:w="120"/>
-            </w:tcMar>
-          </w:tcPr>
-          <w:p>
-            <w:r>
-              <w:rPr>
-                <w:rFonts w:ascii="Arial" w:cs="Arial" w:eastAsia="Arial" w:hAnsi="Arial"/>
-                <w:b/>
-                <w:bCs/>
-                <w:color w:val="2E75B6"/>
-                <w:sz w:val="20"/>
-                <w:szCs w:val="20"/>
-              </w:rPr>
-              <w:t xml:space="preserve">Security</w:t>
-            </w:r>
-          </w:p>
-        </w:tc>
-        <w:tc>
-          <w:tcPr>
-            <w:tcW w:type="dxa" w:w="6040"/>
-            <w:tcBorders>
-              <w:top w:val="single" w:color="DEE2E6" w:sz="1"/>
-              <w:left w:val="single" w:color="DEE2E6" w:sz="1"/>
-              <w:bottom w:val="single" w:color="DEE2E6" w:sz="1"/>
-              <w:right w:val="single" w:color="DEE2E6" w:sz="1"/>
-            </w:tcBorders>
-            <w:tcMar>
-              <w:top w:type="dxa" w:w="60"/>
-              <w:left w:type="dxa" w:w="120"/>
-              <w:bottom w:type="dxa" w:w="60"/>
-              <w:right w:type="dxa" w:w="120"/>
-            </w:tcMar>
-          </w:tcPr>
-          <w:p>
-            <w:r>
-              <w:rPr>
-                <w:rFonts w:ascii="Arial" w:cs="Arial" w:eastAsia="Arial" w:hAnsi="Arial"/>
-                <w:sz w:val="20"/>
-                <w:szCs w:val="20"/>
-              </w:rPr>
-              <w:t xml:space="preserve">JWT Authentication, TOTP/MFA, AES-256-GCM Encryption, bcrypt Hashing, Helmet CSP, HSTS, Azure OIDC, Input Validation, Rate Limiting</w:t>
-            </w:r>
-          </w:p>
-        </w:tc>
-      </w:tr>
-      <w:tr>
-        <w:tc>
-          <w:tcPr>
-            <w:tcW w:type="dxa" w:w="2600"/>
-            <w:tcBorders>
-              <w:top w:val="single" w:color="DEE2E6" w:sz="1"/>
-              <w:left w:val="single" w:color="DEE2E6" w:sz="1"/>
-              <w:bottom w:val="single" w:color="DEE2E6" w:sz="1"/>
-              <w:right w:val="single" w:color="DEE2E6" w:sz="1"/>
-            </w:tcBorders>
-            <w:shd w:fill="F0F6FB" w:val="clear"/>
-            <w:tcMar>
-              <w:top w:type="dxa" w:w="60"/>
-              <w:left w:type="dxa" w:w="120"/>
-              <w:bottom w:type="dxa" w:w="60"/>
-              <w:right w:type="dxa" w:w="120"/>
-            </w:tcMar>
-          </w:tcPr>
-          <w:p>
-            <w:r>
-              <w:rPr>
-                <w:rFonts w:ascii="Arial" w:cs="Arial" w:eastAsia="Arial" w:hAnsi="Arial"/>
-                <w:b/>
-                <w:bCs/>
-                <w:color w:val="2E75B6"/>
-                <w:sz w:val="20"/>
-                <w:szCs w:val="20"/>
-              </w:rPr>
-              <w:t xml:space="preserve">Cloud &amp; DevOps</w:t>
-            </w:r>
-          </w:p>
-        </w:tc>
-        <w:tc>
-          <w:tcPr>
-            <w:tcW w:type="dxa" w:w="6040"/>
-            <w:tcBorders>
-              <w:top w:val="single" w:color="DEE2E6" w:sz="1"/>
-              <w:left w:val="single" w:color="DEE2E6" w:sz="1"/>
-              <w:bottom w:val="single" w:color="DEE2E6" w:sz="1"/>
-              <w:right w:val="single" w:color="DEE2E6" w:sz="1"/>
-            </w:tcBorders>
-            <w:tcMar>
-              <w:top w:type="dxa" w:w="60"/>
-              <w:left w:type="dxa" w:w="120"/>
-              <w:bottom w:type="dxa" w:w="60"/>
-              <w:right w:type="dxa" w:w="120"/>
-            </w:tcMar>
-          </w:tcPr>
-          <w:p>
-            <w:r>
-              <w:rPr>
-                <w:rFonts w:ascii="Arial" w:cs="Arial" w:eastAsia="Arial" w:hAnsi="Arial"/>
-                <w:sz w:val="20"/>
-                <w:szCs w:val="20"/>
-              </w:rPr>
-              <w:t xml:space="preserve">Azure App Services, GitHub Actions, CI/CD Pipelines, Environment Configuration</w:t>
-            </w:r>
-          </w:p>
-        </w:tc>
-      </w:tr>
-      <w:tr>
-        <w:tc>
-          <w:tcPr>
-            <w:tcW w:type="dxa" w:w="2600"/>
-            <w:tcBorders>
-              <w:top w:val="single" w:color="DEE2E6" w:sz="1"/>
-              <w:left w:val="single" w:color="DEE2E6" w:sz="1"/>
-              <w:bottom w:val="single" w:color="DEE2E6" w:sz="1"/>
-              <w:right w:val="single" w:color="DEE2E6" w:sz="1"/>
-            </w:tcBorders>
-            <w:shd w:fill="F0F6FB" w:val="clear"/>
-            <w:tcMar>
-              <w:top w:type="dxa" w:w="60"/>
-              <w:left w:type="dxa" w:w="120"/>
-              <w:bottom w:type="dxa" w:w="60"/>
-              <w:right w:type="dxa" w:w="120"/>
-            </w:tcMar>
-          </w:tcPr>
-          <w:p>
-            <w:r>
-              <w:rPr>
-                <w:rFonts w:ascii="Arial" w:cs="Arial" w:eastAsia="Arial" w:hAnsi="Arial"/>
-                <w:b/>
-                <w:bCs/>
-                <w:color w:val="2E75B6"/>
-                <w:sz w:val="20"/>
-                <w:szCs w:val="20"/>
-              </w:rPr>
-              <w:t xml:space="preserve">Tools</w:t>
-            </w:r>
-          </w:p>
-        </w:tc>
-        <w:tc>
-          <w:tcPr>
-            <w:tcW w:type="dxa" w:w="6040"/>
-            <w:tcBorders>
-              <w:top w:val="single" w:color="DEE2E6" w:sz="1"/>
-              <w:left w:val="single" w:color="DEE2E6" w:sz="1"/>
-              <w:bottom w:val="single" w:color="DEE2E6" w:sz="1"/>
-              <w:right w:val="single" w:color="DEE2E6" w:sz="1"/>
-            </w:tcBorders>
-            <w:tcMar>
-              <w:top w:type="dxa" w:w="60"/>
-              <w:left w:type="dxa" w:w="120"/>
-              <w:bottom w:type="dxa" w:w="60"/>
-              <w:right w:type="dxa" w:w="120"/>
-            </w:tcMar>
-          </w:tcPr>
-          <w:p>
-            <w:r>
-              <w:rPr>
-                <w:rFonts w:ascii="Arial" w:cs="Arial" w:eastAsia="Arial" w:hAnsi="Arial"/>
-                <w:sz w:val="20"/>
-                <w:szCs w:val="20"/>
-              </w:rPr>
-              <w:t xml:space="preserve">Git, Visual Studio, VS Code, Postman, Swagger, Figma, npm</w:t>
-            </w:r>
-          </w:p>
-        </w:tc>
-      </w:tr>
-      <w:tr>
-        <w:tc>
-          <w:tcPr>
-            <w:tcW w:type="dxa" w:w="2600"/>
-            <w:tcBorders>
-              <w:top w:val="single" w:color="DEE2E6" w:sz="1"/>
-              <w:left w:val="single" w:color="DEE2E6" w:sz="1"/>
-              <w:bottom w:val="single" w:color="DEE2E6" w:sz="1"/>
-              <w:right w:val="single" w:color="DEE2E6" w:sz="1"/>
-            </w:tcBorders>
-            <w:shd w:fill="F0F6FB" w:val="clear"/>
-            <w:tcMar>
-              <w:top w:type="dxa" w:w="60"/>
-              <w:left w:type="dxa" w:w="120"/>
-              <w:bottom w:type="dxa" w:w="60"/>
-              <w:right w:type="dxa" w:w="120"/>
-            </w:tcMar>
-          </w:tcPr>
-          <w:p>
-            <w:r>
-              <w:rPr>
-                <w:rFonts w:ascii="Arial" w:cs="Arial" w:eastAsia="Arial" w:hAnsi="Arial"/>
-                <w:b/>
-                <w:bCs/>
-                <w:color w:val="2E75B6"/>
-                <w:sz w:val="20"/>
-                <w:szCs w:val="20"/>
-              </w:rPr>
-              <w:t xml:space="preserve">Practices</w:t>
-            </w:r>
-          </w:p>
-        </w:tc>
-        <w:tc>
-          <w:tcPr>
-            <w:tcW w:type="dxa" w:w="6040"/>
-            <w:tcBorders>
-              <w:top w:val="single" w:color="DEE2E6" w:sz="1"/>
-              <w:left w:val="single" w:color="DEE2E6" w:sz="1"/>
-              <w:bottom w:val="single" w:color="DEE2E6" w:sz="1"/>
-              <w:right w:val="single" w:color="DEE2E6" w:sz="1"/>
-            </w:tcBorders>
-            <w:tcMar>
-              <w:top w:type="dxa" w:w="60"/>
-              <w:left w:type="dxa" w:w="120"/>
-              <w:bottom w:type="dxa" w:w="60"/>
-              <w:right w:type="dxa" w:w="120"/>
-            </w:tcMar>
-          </w:tcPr>
-          <w:p>
-            <w:r>
-              <w:rPr>
-                <w:rFonts w:ascii="Arial" w:cs="Arial" w:eastAsia="Arial" w:hAnsi="Arial"/>
-                <w:sz w:val="20"/>
-                <w:szCs w:val="20"/>
-              </w:rPr>
-              <w:t xml:space="preserve">Agile Scrum, SOLID Principles, Clean Architecture, TDD, Dependency Injection, Unit Testing, Debugging</w:t>
-            </w:r>
-          </w:p>
-        </w:tc>
-      </w:tr>
-      <w:tr>
-        <w:tc>
-          <w:tcPr>
-            <w:tcW w:type="dxa" w:w="2600"/>
-            <w:tcBorders>
-              <w:top w:val="single" w:color="DEE2E6" w:sz="1"/>
-              <w:left w:val="single" w:color="DEE2E6" w:sz="1"/>
-              <w:bottom w:val="single" w:color="DEE2E6" w:sz="1"/>
-              <w:right w:val="single" w:color="DEE2E6" w:sz="1"/>
-            </w:tcBorders>
-            <w:shd w:fill="F0F6FB" w:val="clear"/>
-            <w:tcMar>
-              <w:top w:type="dxa" w:w="60"/>
-              <w:left w:type="dxa" w:w="120"/>
-              <w:bottom w:type="dxa" w:w="60"/>
-              <w:right w:type="dxa" w:w="120"/>
-            </w:tcMar>
-          </w:tcPr>
-          <w:p>
-            <w:r>
-              <w:rPr>
-                <w:rFonts w:ascii="Arial" w:cs="Arial" w:eastAsia="Arial" w:hAnsi="Arial"/>
-                <w:b/>
-                <w:bCs/>
-                <w:color w:val="2E75B6"/>
-                <w:sz w:val="20"/>
-                <w:szCs w:val="20"/>
-              </w:rPr>
-              <w:t xml:space="preserve">Operating Systems</w:t>
-            </w:r>
-          </w:p>
-        </w:tc>
-        <w:tc>
-          <w:tcPr>
-            <w:tcW w:type="dxa" w:w="6040"/>
-            <w:tcBorders>
-              <w:top w:val="single" w:color="DEE2E6" w:sz="1"/>
-              <w:left w:val="single" w:color="DEE2E6" w:sz="1"/>
-              <w:bottom w:val="single" w:color="DEE2E6" w:sz="1"/>
-              <w:right w:val="single" w:color="DEE2E6" w:sz="1"/>
-            </w:tcBorders>
-            <w:tcMar>
-              <w:top w:type="dxa" w:w="60"/>
-              <w:left w:type="dxa" w:w="120"/>
-              <w:bottom w:type="dxa" w:w="60"/>
-              <w:right w:type="dxa" w:w="120"/>
-            </w:tcMar>
-          </w:tcPr>
-          <w:p>
-            <w:r>
-              <w:rPr>
-                <w:rFonts w:ascii="Arial" w:cs="Arial" w:eastAsia="Arial" w:hAnsi="Arial"/>
-                <w:sz w:val="20"/>
-                <w:szCs w:val="20"/>
-              </w:rPr>
-              <w:t xml:space="preserve">Windows, macOS, Linux</w:t>
-            </w:r>
-          </w:p>
-        </w:tc>
-      </w:tr>
-    </w:tbl>
-    <w:p>
-      <w:pPr>
-        <w:pBdr>
-          <w:bottom w:val="single" w:color="2E75B6" w:sz="6" w:space="4"/>
-        </w:pBdr>
-        <w:spacing w:after="80" w:before="300"/>
-      </w:pPr>
-      <w:r>
-        <w:rPr>
-          <w:rFonts w:ascii="Arial" w:cs="Arial" w:eastAsia="Arial" w:hAnsi="Arial"/>
+        <w:spacing w:after="60"/>
+      </w:pPr>
+      <w:r>
+        <w:rPr>
+          <w:rFonts w:ascii="Calibri" w:cs="Calibri" w:eastAsia="Calibri" w:hAnsi="Calibri"/>
+          <w:sz w:val="20"/>
+          <w:szCs w:val="20"/>
+        </w:rPr>
+        <w:t xml:space="preserve">Frontend: HTML5, CSS3, JavaScript, React, Tailwind CSS, Bootstrap, Vite, Razor Views, Responsive Design, UX/UI</w:t>
+      </w:r>
+    </w:p>
+    <w:p>
+      <w:pPr>
+        <w:spacing w:after="60"/>
+      </w:pPr>
+      <w:r>
+        <w:rPr>
+          <w:rFonts w:ascii="Calibri" w:cs="Calibri" w:eastAsia="Calibri" w:hAnsi="Calibri"/>
+          <w:sz w:val="20"/>
+          <w:szCs w:val="20"/>
+        </w:rPr>
+        <w:t xml:space="preserve">Backend: C#, ASP.NET Core MVC, Node.js, Express, REST APIs, Entity Framework Core, LINQ</w:t>
+      </w:r>
+    </w:p>
+    <w:p>
+      <w:pPr>
+        <w:spacing w:after="60"/>
+      </w:pPr>
+      <w:r>
+        <w:rPr>
+          <w:rFonts w:ascii="Calibri" w:cs="Calibri" w:eastAsia="Calibri" w:hAnsi="Calibri"/>
+          <w:sz w:val="20"/>
+          <w:szCs w:val="20"/>
+        </w:rPr>
+        <w:t xml:space="preserve">Databases: SQL Server, PostgreSQL, Parameterized Queries, Database Migrations</w:t>
+      </w:r>
+    </w:p>
+    <w:p>
+      <w:pPr>
+        <w:spacing w:after="60"/>
+      </w:pPr>
+      <w:r>
+        <w:rPr>
+          <w:rFonts w:ascii="Calibri" w:cs="Calibri" w:eastAsia="Calibri" w:hAnsi="Calibri"/>
+          <w:sz w:val="20"/>
+          <w:szCs w:val="20"/>
+        </w:rPr>
+        <w:t xml:space="preserve">Security: JWT Authentication, TOTP/MFA, AES-256-GCM Encryption, bcrypt Hashing, Helmet CSP, HSTS, Azure OIDC, Input Validation, Rate Limiting</w:t>
+      </w:r>
+    </w:p>
+    <w:p>
+      <w:pPr>
+        <w:spacing w:after="60"/>
+      </w:pPr>
+      <w:r>
+        <w:rPr>
+          <w:rFonts w:ascii="Calibri" w:cs="Calibri" w:eastAsia="Calibri" w:hAnsi="Calibri"/>
+          <w:sz w:val="20"/>
+          <w:szCs w:val="20"/>
+        </w:rPr>
+        <w:t xml:space="preserve">Cloud and DevOps: Azure App Services, GitHub Actions, CI/CD Pipelines, Environment Configuration</w:t>
+      </w:r>
+    </w:p>
+    <w:p>
+      <w:pPr>
+        <w:spacing w:after="60"/>
+      </w:pPr>
+      <w:r>
+        <w:rPr>
+          <w:rFonts w:ascii="Calibri" w:cs="Calibri" w:eastAsia="Calibri" w:hAnsi="Calibri"/>
+          <w:sz w:val="20"/>
+          <w:szCs w:val="20"/>
+        </w:rPr>
+        <w:t xml:space="preserve">Tools: Git, Visual Studio, VS Code, Postman, Swagger, Figma, npm</w:t>
+      </w:r>
+    </w:p>
+    <w:p>
+      <w:pPr>
+        <w:spacing w:after="60"/>
+      </w:pPr>
+      <w:r>
+        <w:rPr>
+          <w:rFonts w:ascii="Calibri" w:cs="Calibri" w:eastAsia="Calibri" w:hAnsi="Calibri"/>
+          <w:sz w:val="20"/>
+          <w:szCs w:val="20"/>
+        </w:rPr>
+        <w:t xml:space="preserve">Practices: Agile Scrum, SOLID Principles, Clean Architecture, TDD, Dependency Injection, Unit Testing, Debugging</w:t>
+      </w:r>
+    </w:p>
+    <w:p>
+      <w:pPr>
+        <w:spacing w:after="60"/>
+      </w:pPr>
+      <w:r>
+        <w:rPr>
+          <w:rFonts w:ascii="Calibri" w:cs="Calibri" w:eastAsia="Calibri" w:hAnsi="Calibri"/>
+          <w:sz w:val="20"/>
+          <w:szCs w:val="20"/>
+        </w:rPr>
+        <w:t xml:space="preserve">Operating Systems: Windows, macOS, Linux</w:t>
+      </w:r>
+    </w:p>
+    <w:p>
+      <w:pPr>
+        <w:pStyle w:val="Heading1"/>
+        <w:spacing w:after="100" w:before="280"/>
+      </w:pPr>
+      <w:r>
+        <w:rPr>
+          <w:rFonts w:ascii="Calibri" w:cs="Calibri" w:eastAsia="Calibri" w:hAnsi="Calibri"/>
           <w:b/>
           <w:bCs/>
-          <w:color w:val="2E75B6"/>
           <w:sz w:val="24"/>
           <w:szCs w:val="24"/>
         </w:rPr>
@@ -649,14 +238,15 @@
     </w:p>
     <w:p>
       <w:pPr>
+        <w:pStyle w:val="Heading2"/>
         <w:tabs>
           <w:tab w:val="right" w:pos="9026"/>
         </w:tabs>
-        <w:spacing w:after="40" w:before="160"/>
-      </w:pPr>
-      <w:r>
-        <w:rPr>
-          <w:rFonts w:ascii="Arial" w:cs="Arial" w:eastAsia="Arial" w:hAnsi="Arial"/>
+        <w:spacing w:after="20" w:before="160"/>
+      </w:pPr>
+      <w:r>
+        <w:rPr>
+          <w:rFonts w:ascii="Calibri" w:cs="Calibri" w:eastAsia="Calibri" w:hAnsi="Calibri"/>
           <w:b/>
           <w:bCs/>
           <w:sz w:val="22"/>
@@ -666,8 +256,7 @@
       </w:r>
       <w:r>
         <w:rPr>
-          <w:rFonts w:ascii="Arial" w:cs="Arial" w:eastAsia="Arial" w:hAnsi="Arial"/>
-          <w:color w:val="666666"/>
+          <w:rFonts w:ascii="Calibri" w:cs="Calibri" w:eastAsia="Calibri" w:hAnsi="Calibri"/>
           <w:sz w:val="20"/>
           <w:szCs w:val="20"/>
         </w:rPr>
@@ -680,28 +269,27 @@
       </w:pPr>
       <w:r>
         <w:rPr>
-          <w:rFonts w:ascii="Arial" w:cs="Arial" w:eastAsia="Arial" w:hAnsi="Arial"/>
+          <w:rFonts w:ascii="Calibri" w:cs="Calibri" w:eastAsia="Calibri" w:hAnsi="Calibri"/>
           <w:i/>
           <w:iCs/>
-          <w:color w:val="555555"/>
-          <w:sz w:val="20"/>
-          <w:szCs w:val="20"/>
-        </w:rPr>
-        <w:t xml:space="preserve">Role: Senior Developer &amp; Architect  |  Tech: ASP.NET Core, C#, EF Core, Azure, Bootstrap, SQL</w:t>
-      </w:r>
-    </w:p>
-    <w:p>
-      <w:pPr>
-        <w:pStyle w:val="ListParagraph"/>
-        <w:numPr>
-          <w:ilvl w:val="0"/>
-          <w:numId w:val="2"/>
-        </w:numPr>
-        <w:spacing w:after="40"/>
-      </w:pPr>
-      <w:r>
-        <w:rPr>
-          <w:rFonts w:ascii="Arial" w:cs="Arial" w:eastAsia="Arial" w:hAnsi="Arial"/>
+          <w:sz w:val="20"/>
+          <w:szCs w:val="20"/>
+        </w:rPr>
+        <w:t xml:space="preserve">Role: Senior Developer and Architect | Tech: ASP.NET Core, C#, EF Core, Azure, Bootstrap, SQL</w:t>
+      </w:r>
+    </w:p>
+    <w:p>
+      <w:pPr>
+        <w:pStyle w:val="ListParagraph"/>
+        <w:numPr>
+          <w:ilvl w:val="0"/>
+          <w:numId w:val="2"/>
+        </w:numPr>
+        <w:spacing w:after="40"/>
+      </w:pPr>
+      <w:r>
+        <w:rPr>
+          <w:rFonts w:ascii="Calibri" w:cs="Calibri" w:eastAsia="Calibri" w:hAnsi="Calibri"/>
           <w:sz w:val="20"/>
           <w:szCs w:val="20"/>
         </w:rPr>
@@ -719,7 +307,7 @@
       </w:pPr>
       <w:r>
         <w:rPr>
-          <w:rFonts w:ascii="Arial" w:cs="Arial" w:eastAsia="Arial" w:hAnsi="Arial"/>
+          <w:rFonts w:ascii="Calibri" w:cs="Calibri" w:eastAsia="Calibri" w:hAnsi="Calibri"/>
           <w:sz w:val="20"/>
           <w:szCs w:val="20"/>
         </w:rPr>
@@ -737,7 +325,7 @@
       </w:pPr>
       <w:r>
         <w:rPr>
-          <w:rFonts w:ascii="Arial" w:cs="Arial" w:eastAsia="Arial" w:hAnsi="Arial"/>
+          <w:rFonts w:ascii="Calibri" w:cs="Calibri" w:eastAsia="Calibri" w:hAnsi="Calibri"/>
           <w:sz w:val="20"/>
           <w:szCs w:val="20"/>
         </w:rPr>
@@ -755,7 +343,7 @@
       </w:pPr>
       <w:r>
         <w:rPr>
-          <w:rFonts w:ascii="Arial" w:cs="Arial" w:eastAsia="Arial" w:hAnsi="Arial"/>
+          <w:rFonts w:ascii="Calibri" w:cs="Calibri" w:eastAsia="Calibri" w:hAnsi="Calibri"/>
           <w:sz w:val="20"/>
           <w:szCs w:val="20"/>
         </w:rPr>
@@ -773,7 +361,7 @@
       </w:pPr>
       <w:r>
         <w:rPr>
-          <w:rFonts w:ascii="Arial" w:cs="Arial" w:eastAsia="Arial" w:hAnsi="Arial"/>
+          <w:rFonts w:ascii="Calibri" w:cs="Calibri" w:eastAsia="Calibri" w:hAnsi="Calibri"/>
           <w:sz w:val="20"/>
           <w:szCs w:val="20"/>
         </w:rPr>
@@ -791,7 +379,7 @@
       </w:pPr>
       <w:r>
         <w:rPr>
-          <w:rFonts w:ascii="Arial" w:cs="Arial" w:eastAsia="Arial" w:hAnsi="Arial"/>
+          <w:rFonts w:ascii="Calibri" w:cs="Calibri" w:eastAsia="Calibri" w:hAnsi="Calibri"/>
           <w:sz w:val="20"/>
           <w:szCs w:val="20"/>
         </w:rPr>
@@ -800,14 +388,20 @@
     </w:p>
     <w:p>
       <w:pPr>
+        <w:spacing w:after="0" w:before="0"/>
+      </w:pPr>
+    </w:p>
+    <w:p>
+      <w:pPr>
+        <w:pStyle w:val="Heading2"/>
         <w:tabs>
           <w:tab w:val="right" w:pos="9026"/>
         </w:tabs>
-        <w:spacing w:after="40" w:before="160"/>
-      </w:pPr>
-      <w:r>
-        <w:rPr>
-          <w:rFonts w:ascii="Arial" w:cs="Arial" w:eastAsia="Arial" w:hAnsi="Arial"/>
+        <w:spacing w:after="20" w:before="160"/>
+      </w:pPr>
+      <w:r>
+        <w:rPr>
+          <w:rFonts w:ascii="Calibri" w:cs="Calibri" w:eastAsia="Calibri" w:hAnsi="Calibri"/>
           <w:b/>
           <w:bCs/>
           <w:sz w:val="22"/>
@@ -817,8 +411,7 @@
       </w:r>
       <w:r>
         <w:rPr>
-          <w:rFonts w:ascii="Arial" w:cs="Arial" w:eastAsia="Arial" w:hAnsi="Arial"/>
-          <w:color w:val="666666"/>
+          <w:rFonts w:ascii="Calibri" w:cs="Calibri" w:eastAsia="Calibri" w:hAnsi="Calibri"/>
           <w:sz w:val="20"/>
           <w:szCs w:val="20"/>
         </w:rPr>
@@ -831,28 +424,27 @@
       </w:pPr>
       <w:r>
         <w:rPr>
-          <w:rFonts w:ascii="Arial" w:cs="Arial" w:eastAsia="Arial" w:hAnsi="Arial"/>
+          <w:rFonts w:ascii="Calibri" w:cs="Calibri" w:eastAsia="Calibri" w:hAnsi="Calibri"/>
           <w:i/>
           <w:iCs/>
-          <w:color w:val="555555"/>
-          <w:sz w:val="20"/>
-          <w:szCs w:val="20"/>
-        </w:rPr>
-        <w:t xml:space="preserve">Role: Full-Stack Developer  |  Tech: Node.js, Express, React, PostgreSQL, Vite, Tailwind CSS</w:t>
-      </w:r>
-    </w:p>
-    <w:p>
-      <w:pPr>
-        <w:pStyle w:val="ListParagraph"/>
-        <w:numPr>
-          <w:ilvl w:val="0"/>
-          <w:numId w:val="2"/>
-        </w:numPr>
-        <w:spacing w:after="40"/>
-      </w:pPr>
-      <w:r>
-        <w:rPr>
-          <w:rFonts w:ascii="Arial" w:cs="Arial" w:eastAsia="Arial" w:hAnsi="Arial"/>
+          <w:sz w:val="20"/>
+          <w:szCs w:val="20"/>
+        </w:rPr>
+        <w:t xml:space="preserve">Role: Full-Stack Developer | Tech: Node.js, Express, React, PostgreSQL, Vite, Tailwind CSS</w:t>
+      </w:r>
+    </w:p>
+    <w:p>
+      <w:pPr>
+        <w:pStyle w:val="ListParagraph"/>
+        <w:numPr>
+          <w:ilvl w:val="0"/>
+          <w:numId w:val="2"/>
+        </w:numPr>
+        <w:spacing w:after="40"/>
+      </w:pPr>
+      <w:r>
+        <w:rPr>
+          <w:rFonts w:ascii="Calibri" w:cs="Calibri" w:eastAsia="Calibri" w:hAnsi="Calibri"/>
           <w:sz w:val="20"/>
           <w:szCs w:val="20"/>
         </w:rPr>
@@ -870,25 +462,25 @@
       </w:pPr>
       <w:r>
         <w:rPr>
-          <w:rFonts w:ascii="Arial" w:cs="Arial" w:eastAsia="Arial" w:hAnsi="Arial"/>
-          <w:sz w:val="20"/>
-          <w:szCs w:val="20"/>
-        </w:rPr>
-        <w:t xml:space="preserve">Implemented customer portal with TOTP multi-factor authentication and encrypted PII (AES-256-GCM)</w:t>
-      </w:r>
-    </w:p>
-    <w:p>
-      <w:pPr>
-        <w:pStyle w:val="ListParagraph"/>
-        <w:numPr>
-          <w:ilvl w:val="0"/>
-          <w:numId w:val="2"/>
-        </w:numPr>
-        <w:spacing w:after="40"/>
-      </w:pPr>
-      <w:r>
-        <w:rPr>
-          <w:rFonts w:ascii="Arial" w:cs="Arial" w:eastAsia="Arial" w:hAnsi="Arial"/>
+          <w:rFonts w:ascii="Calibri" w:cs="Calibri" w:eastAsia="Calibri" w:hAnsi="Calibri"/>
+          <w:sz w:val="20"/>
+          <w:szCs w:val="20"/>
+        </w:rPr>
+        <w:t xml:space="preserve">Implemented customer portal with TOTP multi-factor authentication and encrypted PII using AES-256-GCM</w:t>
+      </w:r>
+    </w:p>
+    <w:p>
+      <w:pPr>
+        <w:pStyle w:val="ListParagraph"/>
+        <w:numPr>
+          <w:ilvl w:val="0"/>
+          <w:numId w:val="2"/>
+        </w:numPr>
+        <w:spacing w:after="40"/>
+      </w:pPr>
+      <w:r>
+        <w:rPr>
+          <w:rFonts w:ascii="Calibri" w:cs="Calibri" w:eastAsia="Calibri" w:hAnsi="Calibri"/>
           <w:sz w:val="20"/>
           <w:szCs w:val="20"/>
         </w:rPr>
@@ -906,7 +498,7 @@
       </w:pPr>
       <w:r>
         <w:rPr>
-          <w:rFonts w:ascii="Arial" w:cs="Arial" w:eastAsia="Arial" w:hAnsi="Arial"/>
+          <w:rFonts w:ascii="Calibri" w:cs="Calibri" w:eastAsia="Calibri" w:hAnsi="Calibri"/>
           <w:sz w:val="20"/>
           <w:szCs w:val="20"/>
         </w:rPr>
@@ -924,23 +516,29 @@
       </w:pPr>
       <w:r>
         <w:rPr>
-          <w:rFonts w:ascii="Arial" w:cs="Arial" w:eastAsia="Arial" w:hAnsi="Arial"/>
-          <w:sz w:val="20"/>
-          <w:szCs w:val="20"/>
-        </w:rPr>
-        <w:t xml:space="preserve">Configured HttpOnly/Secure/SameSite session cookies with 15-minute expiry</w:t>
-      </w:r>
-    </w:p>
-    <w:p>
-      <w:pPr>
+          <w:rFonts w:ascii="Calibri" w:cs="Calibri" w:eastAsia="Calibri" w:hAnsi="Calibri"/>
+          <w:sz w:val="20"/>
+          <w:szCs w:val="20"/>
+        </w:rPr>
+        <w:t xml:space="preserve">Configured HttpOnly, Secure, SameSite session cookies with 15-minute expiry</w:t>
+      </w:r>
+    </w:p>
+    <w:p>
+      <w:pPr>
+        <w:spacing w:after="0" w:before="0"/>
+      </w:pPr>
+    </w:p>
+    <w:p>
+      <w:pPr>
+        <w:pStyle w:val="Heading2"/>
         <w:tabs>
           <w:tab w:val="right" w:pos="9026"/>
         </w:tabs>
-        <w:spacing w:after="40" w:before="160"/>
-      </w:pPr>
-      <w:r>
-        <w:rPr>
-          <w:rFonts w:ascii="Arial" w:cs="Arial" w:eastAsia="Arial" w:hAnsi="Arial"/>
+        <w:spacing w:after="20" w:before="160"/>
+      </w:pPr>
+      <w:r>
+        <w:rPr>
+          <w:rFonts w:ascii="Calibri" w:cs="Calibri" w:eastAsia="Calibri" w:hAnsi="Calibri"/>
           <w:b/>
           <w:bCs/>
           <w:sz w:val="22"/>
@@ -950,8 +548,7 @@
       </w:r>
       <w:r>
         <w:rPr>
-          <w:rFonts w:ascii="Arial" w:cs="Arial" w:eastAsia="Arial" w:hAnsi="Arial"/>
-          <w:color w:val="666666"/>
+          <w:rFonts w:ascii="Calibri" w:cs="Calibri" w:eastAsia="Calibri" w:hAnsi="Calibri"/>
           <w:sz w:val="20"/>
           <w:szCs w:val="20"/>
         </w:rPr>
@@ -964,28 +561,27 @@
       </w:pPr>
       <w:r>
         <w:rPr>
-          <w:rFonts w:ascii="Arial" w:cs="Arial" w:eastAsia="Arial" w:hAnsi="Arial"/>
+          <w:rFonts w:ascii="Calibri" w:cs="Calibri" w:eastAsia="Calibri" w:hAnsi="Calibri"/>
           <w:i/>
           <w:iCs/>
-          <w:color w:val="555555"/>
-          <w:sz w:val="20"/>
-          <w:szCs w:val="20"/>
-        </w:rPr>
-        <w:t xml:space="preserve">Role: Business Analyst &amp; Frontend Developer  |  Tech: React, JavaScript, UX/UI Design</w:t>
-      </w:r>
-    </w:p>
-    <w:p>
-      <w:pPr>
-        <w:pStyle w:val="ListParagraph"/>
-        <w:numPr>
-          <w:ilvl w:val="0"/>
-          <w:numId w:val="2"/>
-        </w:numPr>
-        <w:spacing w:after="40"/>
-      </w:pPr>
-      <w:r>
-        <w:rPr>
-          <w:rFonts w:ascii="Arial" w:cs="Arial" w:eastAsia="Arial" w:hAnsi="Arial"/>
+          <w:sz w:val="20"/>
+          <w:szCs w:val="20"/>
+        </w:rPr>
+        <w:t xml:space="preserve">Role: Business Analyst and Frontend Developer | Tech: React, JavaScript, UX/UI Design</w:t>
+      </w:r>
+    </w:p>
+    <w:p>
+      <w:pPr>
+        <w:pStyle w:val="ListParagraph"/>
+        <w:numPr>
+          <w:ilvl w:val="0"/>
+          <w:numId w:val="2"/>
+        </w:numPr>
+        <w:spacing w:after="40"/>
+      </w:pPr>
+      <w:r>
+        <w:rPr>
+          <w:rFonts w:ascii="Calibri" w:cs="Calibri" w:eastAsia="Calibri" w:hAnsi="Calibri"/>
           <w:sz w:val="20"/>
           <w:szCs w:val="20"/>
         </w:rPr>
@@ -1003,7 +599,7 @@
       </w:pPr>
       <w:r>
         <w:rPr>
-          <w:rFonts w:ascii="Arial" w:cs="Arial" w:eastAsia="Arial" w:hAnsi="Arial"/>
+          <w:rFonts w:ascii="Calibri" w:cs="Calibri" w:eastAsia="Calibri" w:hAnsi="Calibri"/>
           <w:sz w:val="20"/>
           <w:szCs w:val="20"/>
         </w:rPr>
@@ -1021,7 +617,7 @@
       </w:pPr>
       <w:r>
         <w:rPr>
-          <w:rFonts w:ascii="Arial" w:cs="Arial" w:eastAsia="Arial" w:hAnsi="Arial"/>
+          <w:rFonts w:ascii="Calibri" w:cs="Calibri" w:eastAsia="Calibri" w:hAnsi="Calibri"/>
           <w:sz w:val="20"/>
           <w:szCs w:val="20"/>
         </w:rPr>
@@ -1030,14 +626,20 @@
     </w:p>
     <w:p>
       <w:pPr>
+        <w:spacing w:after="0" w:before="0"/>
+      </w:pPr>
+    </w:p>
+    <w:p>
+      <w:pPr>
+        <w:pStyle w:val="Heading2"/>
         <w:tabs>
           <w:tab w:val="right" w:pos="9026"/>
         </w:tabs>
-        <w:spacing w:after="40" w:before="160"/>
-      </w:pPr>
-      <w:r>
-        <w:rPr>
-          <w:rFonts w:ascii="Arial" w:cs="Arial" w:eastAsia="Arial" w:hAnsi="Arial"/>
+        <w:spacing w:after="20" w:before="160"/>
+      </w:pPr>
+      <w:r>
+        <w:rPr>
+          <w:rFonts w:ascii="Calibri" w:cs="Calibri" w:eastAsia="Calibri" w:hAnsi="Calibri"/>
           <w:b/>
           <w:bCs/>
           <w:sz w:val="22"/>
@@ -1047,8 +649,7 @@
       </w:r>
       <w:r>
         <w:rPr>
-          <w:rFonts w:ascii="Arial" w:cs="Arial" w:eastAsia="Arial" w:hAnsi="Arial"/>
-          <w:color w:val="666666"/>
+          <w:rFonts w:ascii="Calibri" w:cs="Calibri" w:eastAsia="Calibri" w:hAnsi="Calibri"/>
           <w:sz w:val="20"/>
           <w:szCs w:val="20"/>
         </w:rPr>
@@ -1061,10 +662,9 @@
       </w:pPr>
       <w:r>
         <w:rPr>
-          <w:rFonts w:ascii="Arial" w:cs="Arial" w:eastAsia="Arial" w:hAnsi="Arial"/>
+          <w:rFonts w:ascii="Calibri" w:cs="Calibri" w:eastAsia="Calibri" w:hAnsi="Calibri"/>
           <w:i/>
           <w:iCs/>
-          <w:color w:val="555555"/>
           <w:sz w:val="20"/>
           <w:szCs w:val="20"/>
         </w:rPr>
@@ -1082,7 +682,7 @@
       </w:pPr>
       <w:r>
         <w:rPr>
-          <w:rFonts w:ascii="Arial" w:cs="Arial" w:eastAsia="Arial" w:hAnsi="Arial"/>
+          <w:rFonts w:ascii="Calibri" w:cs="Calibri" w:eastAsia="Calibri" w:hAnsi="Calibri"/>
           <w:sz w:val="20"/>
           <w:szCs w:val="20"/>
         </w:rPr>
@@ -1091,17 +691,14 @@
     </w:p>
     <w:p>
       <w:pPr>
-        <w:pBdr>
-          <w:bottom w:val="single" w:color="2E75B6" w:sz="6" w:space="4"/>
-        </w:pBdr>
-        <w:spacing w:after="80" w:before="300"/>
-      </w:pPr>
-      <w:r>
-        <w:rPr>
-          <w:rFonts w:ascii="Arial" w:cs="Arial" w:eastAsia="Arial" w:hAnsi="Arial"/>
+        <w:pStyle w:val="Heading1"/>
+        <w:spacing w:after="100" w:before="280"/>
+      </w:pPr>
+      <w:r>
+        <w:rPr>
+          <w:rFonts w:ascii="Calibri" w:cs="Calibri" w:eastAsia="Calibri" w:hAnsi="Calibri"/>
           <w:b/>
           <w:bCs/>
-          <w:color w:val="2E75B6"/>
           <w:sz w:val="24"/>
           <w:szCs w:val="24"/>
         </w:rPr>
@@ -1110,14 +707,15 @@
     </w:p>
     <w:p>
       <w:pPr>
+        <w:pStyle w:val="Heading2"/>
         <w:tabs>
           <w:tab w:val="right" w:pos="9026"/>
         </w:tabs>
-        <w:spacing w:after="40" w:before="160"/>
-      </w:pPr>
-      <w:r>
-        <w:rPr>
-          <w:rFonts w:ascii="Arial" w:cs="Arial" w:eastAsia="Arial" w:hAnsi="Arial"/>
+        <w:spacing w:after="20" w:before="160"/>
+      </w:pPr>
+      <w:r>
+        <w:rPr>
+          <w:rFonts w:ascii="Calibri" w:cs="Calibri" w:eastAsia="Calibri" w:hAnsi="Calibri"/>
           <w:b/>
           <w:bCs/>
           <w:sz w:val="22"/>
@@ -1127,8 +725,7 @@
       </w:r>
       <w:r>
         <w:rPr>
-          <w:rFonts w:ascii="Arial" w:cs="Arial" w:eastAsia="Arial" w:hAnsi="Arial"/>
-          <w:color w:val="666666"/>
+          <w:rFonts w:ascii="Calibri" w:cs="Calibri" w:eastAsia="Calibri" w:hAnsi="Calibri"/>
           <w:sz w:val="20"/>
           <w:szCs w:val="20"/>
         </w:rPr>
@@ -1141,10 +738,9 @@
       </w:pPr>
       <w:r>
         <w:rPr>
-          <w:rFonts w:ascii="Arial" w:cs="Arial" w:eastAsia="Arial" w:hAnsi="Arial"/>
+          <w:rFonts w:ascii="Calibri" w:cs="Calibri" w:eastAsia="Calibri" w:hAnsi="Calibri"/>
           <w:i/>
           <w:iCs/>
-          <w:color w:val="555555"/>
           <w:sz w:val="20"/>
           <w:szCs w:val="20"/>
         </w:rPr>
@@ -1153,14 +749,20 @@
     </w:p>
     <w:p>
       <w:pPr>
+        <w:spacing w:after="0" w:before="0"/>
+      </w:pPr>
+    </w:p>
+    <w:p>
+      <w:pPr>
+        <w:pStyle w:val="Heading2"/>
         <w:tabs>
           <w:tab w:val="right" w:pos="9026"/>
         </w:tabs>
-        <w:spacing w:after="40" w:before="160"/>
-      </w:pPr>
-      <w:r>
-        <w:rPr>
-          <w:rFonts w:ascii="Arial" w:cs="Arial" w:eastAsia="Arial" w:hAnsi="Arial"/>
+        <w:spacing w:after="20" w:before="160"/>
+      </w:pPr>
+      <w:r>
+        <w:rPr>
+          <w:rFonts w:ascii="Calibri" w:cs="Calibri" w:eastAsia="Calibri" w:hAnsi="Calibri"/>
           <w:b/>
           <w:bCs/>
           <w:sz w:val="22"/>
@@ -1170,8 +772,7 @@
       </w:r>
       <w:r>
         <w:rPr>
-          <w:rFonts w:ascii="Arial" w:cs="Arial" w:eastAsia="Arial" w:hAnsi="Arial"/>
-          <w:color w:val="666666"/>
+          <w:rFonts w:ascii="Calibri" w:cs="Calibri" w:eastAsia="Calibri" w:hAnsi="Calibri"/>
           <w:sz w:val="20"/>
           <w:szCs w:val="20"/>
         </w:rPr>
@@ -1184,10 +785,9 @@
       </w:pPr>
       <w:r>
         <w:rPr>
-          <w:rFonts w:ascii="Arial" w:cs="Arial" w:eastAsia="Arial" w:hAnsi="Arial"/>
+          <w:rFonts w:ascii="Calibri" w:cs="Calibri" w:eastAsia="Calibri" w:hAnsi="Calibri"/>
           <w:i/>
           <w:iCs/>
-          <w:color w:val="555555"/>
           <w:sz w:val="20"/>
           <w:szCs w:val="20"/>
         </w:rPr>
@@ -1205,7 +805,7 @@
       </w:pPr>
       <w:r>
         <w:rPr>
-          <w:rFonts w:ascii="Arial" w:cs="Arial" w:eastAsia="Arial" w:hAnsi="Arial"/>
+          <w:rFonts w:ascii="Calibri" w:cs="Calibri" w:eastAsia="Calibri" w:hAnsi="Calibri"/>
           <w:sz w:val="20"/>
           <w:szCs w:val="20"/>
         </w:rPr>
@@ -1214,14 +814,20 @@
     </w:p>
     <w:p>
       <w:pPr>
+        <w:spacing w:after="0" w:before="0"/>
+      </w:pPr>
+    </w:p>
+    <w:p>
+      <w:pPr>
+        <w:pStyle w:val="Heading2"/>
         <w:tabs>
           <w:tab w:val="right" w:pos="9026"/>
         </w:tabs>
-        <w:spacing w:after="40" w:before="160"/>
-      </w:pPr>
-      <w:r>
-        <w:rPr>
-          <w:rFonts w:ascii="Arial" w:cs="Arial" w:eastAsia="Arial" w:hAnsi="Arial"/>
+        <w:spacing w:after="20" w:before="160"/>
+      </w:pPr>
+      <w:r>
+        <w:rPr>
+          <w:rFonts w:ascii="Calibri" w:cs="Calibri" w:eastAsia="Calibri" w:hAnsi="Calibri"/>
           <w:b/>
           <w:bCs/>
           <w:sz w:val="22"/>
@@ -1231,8 +837,7 @@
       </w:r>
       <w:r>
         <w:rPr>
-          <w:rFonts w:ascii="Arial" w:cs="Arial" w:eastAsia="Arial" w:hAnsi="Arial"/>
-          <w:color w:val="666666"/>
+          <w:rFonts w:ascii="Calibri" w:cs="Calibri" w:eastAsia="Calibri" w:hAnsi="Calibri"/>
           <w:sz w:val="20"/>
           <w:szCs w:val="20"/>
         </w:rPr>
@@ -1245,10 +850,9 @@
       </w:pPr>
       <w:r>
         <w:rPr>
-          <w:rFonts w:ascii="Arial" w:cs="Arial" w:eastAsia="Arial" w:hAnsi="Arial"/>
+          <w:rFonts w:ascii="Calibri" w:cs="Calibri" w:eastAsia="Calibri" w:hAnsi="Calibri"/>
           <w:i/>
           <w:iCs/>
-          <w:color w:val="555555"/>
           <w:sz w:val="20"/>
           <w:szCs w:val="20"/>
         </w:rPr>
@@ -1257,17 +861,14 @@
     </w:p>
     <w:p>
       <w:pPr>
-        <w:pBdr>
-          <w:bottom w:val="single" w:color="2E75B6" w:sz="6" w:space="4"/>
-        </w:pBdr>
-        <w:spacing w:after="80" w:before="300"/>
-      </w:pPr>
-      <w:r>
-        <w:rPr>
-          <w:rFonts w:ascii="Arial" w:cs="Arial" w:eastAsia="Arial" w:hAnsi="Arial"/>
+        <w:pStyle w:val="Heading1"/>
+        <w:spacing w:after="100" w:before="280"/>
+      </w:pPr>
+      <w:r>
+        <w:rPr>
+          <w:rFonts w:ascii="Calibri" w:cs="Calibri" w:eastAsia="Calibri" w:hAnsi="Calibri"/>
           <w:b/>
           <w:bCs/>
-          <w:color w:val="2E75B6"/>
           <w:sz w:val="24"/>
           <w:szCs w:val="24"/>
         </w:rPr>
@@ -1276,14 +877,15 @@
     </w:p>
     <w:p>
       <w:pPr>
+        <w:pStyle w:val="Heading2"/>
         <w:tabs>
           <w:tab w:val="right" w:pos="9026"/>
         </w:tabs>
-        <w:spacing w:after="40" w:before="160"/>
-      </w:pPr>
-      <w:r>
-        <w:rPr>
-          <w:rFonts w:ascii="Arial" w:cs="Arial" w:eastAsia="Arial" w:hAnsi="Arial"/>
+        <w:spacing w:after="20" w:before="160"/>
+      </w:pPr>
+      <w:r>
+        <w:rPr>
+          <w:rFonts w:ascii="Calibri" w:cs="Calibri" w:eastAsia="Calibri" w:hAnsi="Calibri"/>
           <w:b/>
           <w:bCs/>
           <w:sz w:val="22"/>
@@ -1293,8 +895,7 @@
       </w:r>
       <w:r>
         <w:rPr>
-          <w:rFonts w:ascii="Arial" w:cs="Arial" w:eastAsia="Arial" w:hAnsi="Arial"/>
-          <w:color w:val="666666"/>
+          <w:rFonts w:ascii="Calibri" w:cs="Calibri" w:eastAsia="Calibri" w:hAnsi="Calibri"/>
           <w:sz w:val="20"/>
           <w:szCs w:val="20"/>
         </w:rPr>
@@ -1307,10 +908,9 @@
       </w:pPr>
       <w:r>
         <w:rPr>
-          <w:rFonts w:ascii="Arial" w:cs="Arial" w:eastAsia="Arial" w:hAnsi="Arial"/>
+          <w:rFonts w:ascii="Calibri" w:cs="Calibri" w:eastAsia="Calibri" w:hAnsi="Calibri"/>
           <w:i/>
           <w:iCs/>
-          <w:color w:val="555555"/>
           <w:sz w:val="20"/>
           <w:szCs w:val="20"/>
         </w:rPr>
@@ -1328,7 +928,7 @@
       </w:pPr>
       <w:r>
         <w:rPr>
-          <w:rFonts w:ascii="Arial" w:cs="Arial" w:eastAsia="Arial" w:hAnsi="Arial"/>
+          <w:rFonts w:ascii="Calibri" w:cs="Calibri" w:eastAsia="Calibri" w:hAnsi="Calibri"/>
           <w:sz w:val="20"/>
           <w:szCs w:val="20"/>
         </w:rPr>
@@ -1346,7 +946,7 @@
       </w:pPr>
       <w:r>
         <w:rPr>
-          <w:rFonts w:ascii="Arial" w:cs="Arial" w:eastAsia="Arial" w:hAnsi="Arial"/>
+          <w:rFonts w:ascii="Calibri" w:cs="Calibri" w:eastAsia="Calibri" w:hAnsi="Calibri"/>
           <w:sz w:val="20"/>
           <w:szCs w:val="20"/>
         </w:rPr>
@@ -1364,7 +964,7 @@
       </w:pPr>
       <w:r>
         <w:rPr>
-          <w:rFonts w:ascii="Arial" w:cs="Arial" w:eastAsia="Arial" w:hAnsi="Arial"/>
+          <w:rFonts w:ascii="Calibri" w:cs="Calibri" w:eastAsia="Calibri" w:hAnsi="Calibri"/>
           <w:sz w:val="20"/>
           <w:szCs w:val="20"/>
         </w:rPr>
@@ -1382,7 +982,7 @@
       </w:pPr>
       <w:r>
         <w:rPr>
-          <w:rFonts w:ascii="Arial" w:cs="Arial" w:eastAsia="Arial" w:hAnsi="Arial"/>
+          <w:rFonts w:ascii="Calibri" w:cs="Calibri" w:eastAsia="Calibri" w:hAnsi="Calibri"/>
           <w:sz w:val="20"/>
           <w:szCs w:val="20"/>
         </w:rPr>
@@ -1391,17 +991,14 @@
     </w:p>
     <w:p>
       <w:pPr>
-        <w:pBdr>
-          <w:bottom w:val="single" w:color="2E75B6" w:sz="6" w:space="4"/>
-        </w:pBdr>
-        <w:spacing w:after="80" w:before="300"/>
-      </w:pPr>
-      <w:r>
-        <w:rPr>
-          <w:rFonts w:ascii="Arial" w:cs="Arial" w:eastAsia="Arial" w:hAnsi="Arial"/>
+        <w:pStyle w:val="Heading1"/>
+        <w:spacing w:after="100" w:before="280"/>
+      </w:pPr>
+      <w:r>
+        <w:rPr>
+          <w:rFonts w:ascii="Calibri" w:cs="Calibri" w:eastAsia="Calibri" w:hAnsi="Calibri"/>
           <w:b/>
           <w:bCs/>
-          <w:color w:val="2E75B6"/>
           <w:sz w:val="24"/>
           <w:szCs w:val="24"/>
         </w:rPr>
@@ -1410,30 +1007,27 @@
     </w:p>
     <w:p>
       <w:pPr>
-        <w:spacing w:after="120" w:before="80"/>
-      </w:pPr>
-      <w:r>
-        <w:rPr>
-          <w:rFonts w:ascii="Arial" w:cs="Arial" w:eastAsia="Arial" w:hAnsi="Arial"/>
-          <w:sz w:val="20"/>
-          <w:szCs w:val="20"/>
-        </w:rPr>
-        <w:t xml:space="preserve">Collaboration  •  Communication  •  Problem-Solving  •  Analytical Thinking  •  Accountability  •  Adaptability  •  Time Management  •  Technical Leadership</w:t>
-      </w:r>
-    </w:p>
-    <w:p>
-      <w:pPr>
-        <w:pBdr>
-          <w:bottom w:val="single" w:color="2E75B6" w:sz="6" w:space="4"/>
-        </w:pBdr>
-        <w:spacing w:after="80" w:before="300"/>
-      </w:pPr>
-      <w:r>
-        <w:rPr>
-          <w:rFonts w:ascii="Arial" w:cs="Arial" w:eastAsia="Arial" w:hAnsi="Arial"/>
+        <w:spacing w:after="60"/>
+      </w:pPr>
+      <w:r>
+        <w:rPr>
+          <w:rFonts w:ascii="Calibri" w:cs="Calibri" w:eastAsia="Calibri" w:hAnsi="Calibri"/>
+          <w:sz w:val="20"/>
+          <w:szCs w:val="20"/>
+        </w:rPr>
+        <w:t xml:space="preserve">Collaboration, Communication, Problem-Solving, Analytical Thinking, Accountability, Adaptability, Time Management, Technical Leadership</w:t>
+      </w:r>
+    </w:p>
+    <w:p>
+      <w:pPr>
+        <w:pStyle w:val="Heading1"/>
+        <w:spacing w:after="100" w:before="280"/>
+      </w:pPr>
+      <w:r>
+        <w:rPr>
+          <w:rFonts w:ascii="Calibri" w:cs="Calibri" w:eastAsia="Calibri" w:hAnsi="Calibri"/>
           <w:b/>
           <w:bCs/>
-          <w:color w:val="2E75B6"/>
           <w:sz w:val="24"/>
           <w:szCs w:val="24"/>
         </w:rPr>
@@ -1451,7 +1045,7 @@
       </w:pPr>
       <w:r>
         <w:rPr>
-          <w:rFonts w:ascii="Arial" w:cs="Arial" w:eastAsia="Arial" w:hAnsi="Arial"/>
+          <w:rFonts w:ascii="Calibri" w:cs="Calibri" w:eastAsia="Calibri" w:hAnsi="Calibri"/>
           <w:sz w:val="20"/>
           <w:szCs w:val="20"/>
         </w:rPr>
@@ -1469,7 +1063,7 @@
       </w:pPr>
       <w:r>
         <w:rPr>
-          <w:rFonts w:ascii="Arial" w:cs="Arial" w:eastAsia="Arial" w:hAnsi="Arial"/>
+          <w:rFonts w:ascii="Calibri" w:cs="Calibri" w:eastAsia="Calibri" w:hAnsi="Calibri"/>
           <w:sz w:val="20"/>
           <w:szCs w:val="20"/>
         </w:rPr>
@@ -1487,7 +1081,7 @@
       </w:pPr>
       <w:r>
         <w:rPr>
-          <w:rFonts w:ascii="Arial" w:cs="Arial" w:eastAsia="Arial" w:hAnsi="Arial"/>
+          <w:rFonts w:ascii="Calibri" w:cs="Calibri" w:eastAsia="Calibri" w:hAnsi="Calibri"/>
           <w:sz w:val="20"/>
           <w:szCs w:val="20"/>
         </w:rPr>
@@ -1505,7 +1099,7 @@
       </w:pPr>
       <w:r>
         <w:rPr>
-          <w:rFonts w:ascii="Arial" w:cs="Arial" w:eastAsia="Arial" w:hAnsi="Arial"/>
+          <w:rFonts w:ascii="Calibri" w:cs="Calibri" w:eastAsia="Calibri" w:hAnsi="Calibri"/>
           <w:sz w:val="20"/>
           <w:szCs w:val="20"/>
         </w:rPr>
@@ -1694,7 +1288,7 @@
       <w:lvlText w:val="•"/>
       <w:lvlJc w:val="left"/>
       <w:pPr>
-        <w:ind w:left="720" w:hanging="360"/>
+        <w:ind w:left="540" w:hanging="360"/>
       </w:pPr>
     </w:lvl>
   </w:abstractNum>
@@ -1716,7 +1310,13 @@
 <file path=word/styles.xml><?xml version="1.0" encoding="utf-8"?>
 <w:styles xmlns:mc="http://schemas.openxmlformats.org/markup-compatibility/2006" xmlns:r="http://schemas.openxmlformats.org/officeDocument/2006/relationships" xmlns:w="http://schemas.openxmlformats.org/wordprocessingml/2006/main" xmlns:w14="http://schemas.microsoft.com/office/word/2010/wordml" xmlns:w15="http://schemas.microsoft.com/office/word/2012/wordml" mc:Ignorable="w14 w15">
   <w:docDefaults>
-    <w:rPrDefault/>
+    <w:rPrDefault>
+      <w:rPr>
+        <w:rFonts w:ascii="Calibri" w:cs="Calibri" w:eastAsia="Calibri" w:hAnsi="Calibri"/>
+        <w:sz w:val="20"/>
+        <w:szCs w:val="20"/>
+      </w:rPr>
+    </w:rPrDefault>
     <w:pPrDefault/>
   </w:docDefaults>
   <w:style w:type="paragraph" w:styleId="Title">
@@ -1890,5 +1490,43 @@
       <w:szCs w:val="20"/>
     </w:rPr>
   </w:style>
+  <w:style w:type="paragraph" w:styleId="Heading1">
+    <w:name w:val="Heading 1"/>
+    <w:basedOn w:val="Normal"/>
+    <w:next w:val="Normal"/>
+    <w:qFormat/>
+    <w:pPr>
+      <w:pBdr>
+        <w:bottom w:val="single" w:color="000000" w:sz="4" w:space="2"/>
+      </w:pBdr>
+      <w:spacing w:after="100" w:before="280"/>
+      <w:outlineLvl w:val="0"/>
+    </w:pPr>
+    <w:rPr>
+      <w:rFonts w:ascii="Calibri" w:cs="Calibri" w:eastAsia="Calibri" w:hAnsi="Calibri"/>
+      <w:b/>
+      <w:bCs/>
+      <w:caps/>
+      <w:sz w:val="24"/>
+      <w:szCs w:val="24"/>
+    </w:rPr>
+  </w:style>
+  <w:style w:type="paragraph" w:styleId="Heading2">
+    <w:name w:val="Heading 2"/>
+    <w:basedOn w:val="Normal"/>
+    <w:next w:val="Normal"/>
+    <w:qFormat/>
+    <w:pPr>
+      <w:spacing w:after="20" w:before="160"/>
+      <w:outlineLvl w:val="1"/>
+    </w:pPr>
+    <w:rPr>
+      <w:rFonts w:ascii="Calibri" w:cs="Calibri" w:eastAsia="Calibri" w:hAnsi="Calibri"/>
+      <w:b/>
+      <w:bCs/>
+      <w:sz w:val="22"/>
+      <w:szCs w:val="22"/>
+    </w:rPr>
+  </w:style>
 </w:styles>
 </file>
--- a/public/assets/britney-cv.docx
+++ b/public/assets/britney-cv.docx
@@ -72,7 +72,7 @@
         </w:pBdr>
         <w:spacing w:after="200"/>
       </w:pPr>
-      <w:hyperlink w:history="1" r:id="rIdk7a5nksjroupykoa-fmfn">
+      <w:hyperlink w:history="1" r:id="rIdjogfqkp_ju_6cc1d2u25k">
         <w:r>
           <w:rPr>
             <w:rFonts w:ascii="Calibri" w:cs="Calibri" w:eastAsia="Calibri" w:hAnsi="Calibri"/>
@@ -93,7 +93,7 @@
         </w:rPr>
         <w:t xml:space="preserve">   |   </w:t>
       </w:r>
-      <w:hyperlink w:history="1" r:id="rId6j7rphgovepdesobminbo">
+      <w:hyperlink w:history="1" r:id="rIdevp3lt0iqpw8tfhbluzc2">
         <w:r>
           <w:rPr>
             <w:rFonts w:ascii="Calibri" w:cs="Calibri" w:eastAsia="Calibri" w:hAnsi="Calibri"/>
@@ -114,7 +114,7 @@
         </w:rPr>
         <w:t xml:space="preserve">   |   </w:t>
       </w:r>
-      <w:hyperlink w:history="1" r:id="rIduix-cws5naqg2j2vgbl26">
+      <w:hyperlink w:history="1" r:id="rId0oantsdq7lfzmm6sv4q_e">
         <w:r>
           <w:rPr>
             <w:rFonts w:ascii="Calibri" w:cs="Calibri" w:eastAsia="Calibri" w:hAnsi="Calibri"/>
@@ -1093,7 +1093,7 @@
         </w:rPr>
         <w:t xml:space="preserve">Live demo: </w:t>
       </w:r>
-      <w:hyperlink w:history="1" r:id="rIdm4mbzjqz3st47yfjbmfn0">
+      <w:hyperlink w:history="1" r:id="rIdyw3wddkxdspzfspyzw7n6">
         <w:r>
           <w:rPr>
             <w:rFonts w:ascii="Calibri" w:cs="Calibri" w:eastAsia="Calibri" w:hAnsi="Calibri"/>
@@ -1295,7 +1295,7 @@
         </w:rPr>
         <w:t xml:space="preserve">Live site: </w:t>
       </w:r>
-      <w:hyperlink w:history="1" r:id="rIdmfdk2xpgmhsf2di0kt5us">
+      <w:hyperlink w:history="1" r:id="rIdmdff1ovg03fcwmfljfobc">
         <w:r>
           <w:rPr>
             <w:rFonts w:ascii="Calibri" w:cs="Calibri" w:eastAsia="Calibri" w:hAnsi="Calibri"/>
@@ -1594,7 +1594,7 @@
           <w:sz w:val="20"/>
           <w:szCs w:val="20"/>
         </w:rPr>
-        <w:t xml:space="preserve">Collaboration  ·  Communication  ·  Problem-Solving  ·  Analytical Thinking  ·  Accountability  ·  Adaptability  ·  Time Management  ·  Client Handover &amp; Training</w:t>
+        <w:t xml:space="preserve">Collaboration  ·  Communication  ·  Problem-Solving  ·  Attention to Detail  ·  Analytical Thinking  ·  Accountability  ·  Adaptability  ·  Self-Management (Independent Contractor)  ·  Time Management  ·  Client Handover &amp; Training</w:t>
       </w:r>
     </w:p>
     <w:p>
